--- a/设计报告/设计报告.docx
+++ b/设计报告/设计报告.docx
@@ -45,33 +45,15 @@
           <w:b/>
           <w:bCs/>
         </w:rPr>
-        <w:t>块功能</w:t>
-      </w:r>
-      <w:proofErr w:type="gramStart"/>
-      <w:r>
-        <w:rPr>
-          <w:rFonts w:hint="eastAsia"/>
-          <w:b/>
-          <w:bCs/>
-        </w:rPr>
-        <w:t>板</w:t>
-      </w:r>
-      <w:r>
-        <w:rPr>
-          <w:rFonts w:hint="eastAsia"/>
-          <w:b/>
-          <w:bCs/>
-        </w:rPr>
-        <w:t>通过排针排母</w:t>
-      </w:r>
-      <w:proofErr w:type="gramEnd"/>
-      <w:r>
-        <w:rPr>
-          <w:rFonts w:hint="eastAsia"/>
-          <w:b/>
-          <w:bCs/>
-        </w:rPr>
-        <w:t>连接</w:t>
+        <w:t>块功能板</w:t>
+      </w:r>
+      <w:r>
+        <w:rPr>
+          <w:rFonts w:hint="eastAsia"/>
+          <w:b/>
+          <w:bCs/>
+        </w:rPr>
+        <w:t>通过排针排母连接</w:t>
       </w:r>
       <w:r>
         <w:rPr>
@@ -110,7 +92,6 @@
       <w:r>
         <w:t>0/</w:t>
       </w:r>
-      <w:proofErr w:type="spellStart"/>
       <w:r>
         <w:rPr>
           <w:rFonts w:hint="eastAsia"/>
@@ -120,7 +101,6 @@
       <w:r>
         <w:t>_Repository</w:t>
       </w:r>
-      <w:proofErr w:type="spellEnd"/>
       <w:r>
         <w:rPr>
           <w:rFonts w:hint="eastAsia"/>
@@ -232,53 +212,13 @@
         <w:rPr>
           <w:rFonts w:hint="eastAsia"/>
         </w:rPr>
-        <w:t>的或逻辑实现。使用高规格DC-DC芯片实现2</w:t>
-      </w:r>
-      <w:r>
-        <w:t>4</w:t>
-      </w:r>
-      <w:r>
-        <w:rPr>
-          <w:rFonts w:hint="eastAsia"/>
-        </w:rPr>
-        <w:t>V</w:t>
-      </w:r>
-      <w:r>
-        <w:t>-5V</w:t>
-      </w:r>
-      <w:r>
-        <w:rPr>
-          <w:rFonts w:hint="eastAsia"/>
-        </w:rPr>
-        <w:t>降压，</w:t>
-      </w:r>
-      <w:proofErr w:type="gramStart"/>
-      <w:r>
-        <w:rPr>
-          <w:rFonts w:hint="eastAsia"/>
-        </w:rPr>
-        <w:t>实板测试</w:t>
-      </w:r>
-      <w:proofErr w:type="gramEnd"/>
-      <w:r>
-        <w:rPr>
-          <w:rFonts w:hint="eastAsia"/>
-        </w:rPr>
-        <w:t>中未出现过热情况。输出到锁存板的信号通过电阻分压和电容调理，与锁存</w:t>
-      </w:r>
-      <w:proofErr w:type="gramStart"/>
-      <w:r>
-        <w:rPr>
-          <w:rFonts w:hint="eastAsia"/>
-        </w:rPr>
-        <w:t>板配合</w:t>
-      </w:r>
-      <w:proofErr w:type="gramEnd"/>
-      <w:r>
-        <w:rPr>
-          <w:rFonts w:hint="eastAsia"/>
-        </w:rPr>
-        <w:t>良好。</w:t>
+        <w:t>的或逻辑实现。</w:t>
+      </w:r>
+      <w:r>
+        <w:rPr>
+          <w:rFonts w:hint="eastAsia"/>
+        </w:rPr>
+        <w:t>利用电磁阀的通断控制刹车气路，从而实现紧急刹车的功能</w:t>
       </w:r>
     </w:p>
     <w:p>
@@ -286,35 +226,7 @@
         <w:rPr>
           <w:rFonts w:hint="eastAsia"/>
         </w:rPr>
-        <w:t>锁存板着重</w:t>
-      </w:r>
-      <w:r>
-        <w:rPr>
-          <w:rFonts w:hint="eastAsia"/>
-          <w:b/>
-          <w:bCs/>
-        </w:rPr>
-        <w:t>防止上电时序干扰</w:t>
-      </w:r>
-      <w:r>
-        <w:rPr>
-          <w:rFonts w:hint="eastAsia"/>
-        </w:rPr>
-        <w:t>，三路锁存均有</w:t>
-      </w:r>
-      <w:proofErr w:type="gramStart"/>
-      <w:r>
-        <w:rPr>
-          <w:rFonts w:hint="eastAsia"/>
-        </w:rPr>
-        <w:t>去抖和</w:t>
-      </w:r>
-      <w:proofErr w:type="gramEnd"/>
-      <w:r>
-        <w:rPr>
-          <w:rFonts w:hint="eastAsia"/>
-        </w:rPr>
-        <w:t>上电延时，</w:t>
+        <w:t>锁存板</w:t>
       </w:r>
       <w:r>
         <w:rPr>
@@ -340,6 +252,24 @@
         <w:rPr>
           <w:rFonts w:hint="eastAsia"/>
         </w:rPr>
+        <w:t>通过</w:t>
+      </w:r>
+      <w:r>
+        <w:rPr>
+          <w:rFonts w:hint="eastAsia"/>
+        </w:rPr>
+        <w:t>其</w:t>
+      </w:r>
+      <w:r>
+        <w:rPr>
+          <w:rFonts w:hint="eastAsia"/>
+        </w:rPr>
+        <w:t>保持特性实现锁存。</w:t>
+      </w:r>
+      <w:r>
+        <w:rPr>
+          <w:rFonts w:hint="eastAsia"/>
+        </w:rPr>
         <w:t>在信号失效时有上拉处理，IMD</w:t>
       </w:r>
       <w:r>
@@ -349,21 +279,7 @@
         <w:rPr>
           <w:rFonts w:hint="eastAsia"/>
         </w:rPr>
-        <w:t>BMS两路使用</w:t>
-      </w:r>
-      <w:proofErr w:type="gramStart"/>
-      <w:r>
-        <w:rPr>
-          <w:rFonts w:hint="eastAsia"/>
-        </w:rPr>
-        <w:t>上电拉低</w:t>
-      </w:r>
-      <w:proofErr w:type="gramEnd"/>
-      <w:r>
-        <w:rPr>
-          <w:rFonts w:hint="eastAsia"/>
-        </w:rPr>
-        <w:t>，RES</w:t>
+        <w:t>BMS两路使用上电拉低，RES</w:t>
       </w:r>
       <w:r>
         <w:t>/</w:t>
@@ -372,21 +288,7 @@
         <w:rPr>
           <w:rFonts w:hint="eastAsia"/>
         </w:rPr>
-        <w:t>EBS</w:t>
-      </w:r>
-      <w:proofErr w:type="gramStart"/>
-      <w:r>
-        <w:rPr>
-          <w:rFonts w:hint="eastAsia"/>
-        </w:rPr>
-        <w:t>路使用</w:t>
-      </w:r>
-      <w:proofErr w:type="gramEnd"/>
-      <w:r>
-        <w:rPr>
-          <w:rFonts w:hint="eastAsia"/>
-        </w:rPr>
-        <w:t>逻辑门和</w:t>
+        <w:t>EBS路使用逻辑门和</w:t>
       </w:r>
       <w:r>
         <w:rPr>
@@ -398,21 +300,7 @@
         <w:rPr>
           <w:rFonts w:hint="eastAsia"/>
         </w:rPr>
-        <w:t>触发器检测上</w:t>
-      </w:r>
-      <w:proofErr w:type="gramStart"/>
-      <w:r>
-        <w:rPr>
-          <w:rFonts w:hint="eastAsia"/>
-        </w:rPr>
-        <w:t>电完成</w:t>
-      </w:r>
-      <w:proofErr w:type="gramEnd"/>
-      <w:r>
-        <w:rPr>
-          <w:rFonts w:hint="eastAsia"/>
-        </w:rPr>
-        <w:t>状态</w:t>
+        <w:t>触发器检测上电完成状态</w:t>
       </w:r>
       <w:r>
         <w:rPr>
@@ -432,25 +320,7 @@
           <w:b/>
           <w:bCs/>
         </w:rPr>
-        <w:t>车</w:t>
-      </w:r>
-      <w:proofErr w:type="gramStart"/>
-      <w:r>
-        <w:rPr>
-          <w:rFonts w:hint="eastAsia"/>
-          <w:b/>
-          <w:bCs/>
-        </w:rPr>
-        <w:t>规</w:t>
-      </w:r>
-      <w:proofErr w:type="gramEnd"/>
-      <w:r>
-        <w:rPr>
-          <w:rFonts w:hint="eastAsia"/>
-          <w:b/>
-          <w:bCs/>
-        </w:rPr>
-        <w:t>级</w:t>
+        <w:t>车规级</w:t>
       </w:r>
       <w:r>
         <w:rPr>
@@ -488,30 +358,8 @@
         <w:rPr>
           <w:rFonts w:hint="eastAsia"/>
         </w:rPr>
-        <w:t>TSAL与继电器检测着重信号抗干扰和</w:t>
-      </w:r>
-      <w:r>
-        <w:rPr>
-          <w:rFonts w:hint="eastAsia"/>
-          <w:b/>
-          <w:bCs/>
-        </w:rPr>
-        <w:t>断路/短路检测</w:t>
-      </w:r>
-      <w:r>
-        <w:rPr>
-          <w:rFonts w:hint="eastAsia"/>
-        </w:rPr>
-        <w:t>。继电器检测到</w:t>
-      </w:r>
-      <w:proofErr w:type="spellStart"/>
-      <w:r>
-        <w:rPr>
-          <w:rFonts w:hint="eastAsia"/>
-        </w:rPr>
-        <w:t>TSAl</w:t>
-      </w:r>
-      <w:proofErr w:type="spellEnd"/>
+        <w:t>TSAL与继电器检测</w:t>
+      </w:r>
       <w:r>
         <w:rPr>
           <w:rFonts w:hint="eastAsia"/>
@@ -524,6 +372,55 @@
           <w:b/>
           <w:bCs/>
         </w:rPr>
+        <w:t>异或逻辑</w:t>
+      </w:r>
+      <w:r>
+        <w:rPr>
+          <w:rFonts w:hint="eastAsia"/>
+        </w:rPr>
+        <w:t>实现，并使用</w:t>
+      </w:r>
+      <w:r>
+        <w:rPr>
+          <w:rFonts w:hint="eastAsia"/>
+          <w:b/>
+          <w:bCs/>
+        </w:rPr>
+        <w:t>5</w:t>
+      </w:r>
+      <w:r>
+        <w:rPr>
+          <w:b/>
+          <w:bCs/>
+        </w:rPr>
+        <w:t>55</w:t>
+      </w:r>
+      <w:r>
+        <w:rPr>
+          <w:rFonts w:hint="eastAsia"/>
+          <w:b/>
+          <w:bCs/>
+        </w:rPr>
+        <w:t>定时器</w:t>
+      </w:r>
+      <w:r>
+        <w:rPr>
+          <w:rFonts w:hint="eastAsia"/>
+        </w:rPr>
+        <w:t>实现闪烁功能</w:t>
+      </w:r>
+      <w:r>
+        <w:rPr>
+          <w:rFonts w:hint="eastAsia"/>
+        </w:rPr>
+        <w:t>。继电器检测到TSAl使用</w:t>
+      </w:r>
+      <w:r>
+        <w:rPr>
+          <w:rFonts w:hint="eastAsia"/>
+          <w:b/>
+          <w:bCs/>
+        </w:rPr>
         <w:t>互补信号</w:t>
       </w:r>
       <w:r>
@@ -539,41 +436,13 @@
         <w:rPr>
           <w:rFonts w:hint="eastAsia"/>
         </w:rPr>
-        <w:t>施密</w:t>
-      </w:r>
-      <w:proofErr w:type="gramStart"/>
-      <w:r>
-        <w:rPr>
-          <w:rFonts w:hint="eastAsia"/>
-        </w:rPr>
-        <w:t>特</w:t>
-      </w:r>
-      <w:proofErr w:type="gramEnd"/>
-      <w:r>
-        <w:rPr>
-          <w:rFonts w:hint="eastAsia"/>
-        </w:rPr>
-        <w:t>缓冲器实现</w:t>
-      </w:r>
-      <w:r>
-        <w:rPr>
-          <w:rFonts w:hint="eastAsia"/>
-        </w:rPr>
-        <w:t>。红绿两</w:t>
-      </w:r>
-      <w:proofErr w:type="gramStart"/>
-      <w:r>
-        <w:rPr>
-          <w:rFonts w:hint="eastAsia"/>
-        </w:rPr>
-        <w:t>灯采</w:t>
-      </w:r>
-      <w:proofErr w:type="gramEnd"/>
-      <w:r>
-        <w:rPr>
-          <w:rFonts w:hint="eastAsia"/>
-        </w:rPr>
-        <w:t>用</w:t>
+        <w:t>施密特缓冲器实现</w:t>
+      </w:r>
+      <w:r>
+        <w:rPr>
+          <w:rFonts w:hint="eastAsia"/>
+        </w:rPr>
+        <w:t>。红绿两灯采用</w:t>
       </w:r>
       <w:r>
         <w:rPr>
@@ -625,21 +494,7 @@
         <w:rPr>
           <w:rFonts w:hint="eastAsia"/>
         </w:rPr>
-        <w:t>确保</w:t>
-      </w:r>
-      <w:r>
-        <w:rPr>
-          <w:rFonts w:hint="eastAsia"/>
-          <w:b/>
-          <w:bCs/>
-        </w:rPr>
-        <w:t>可靠性</w:t>
-      </w:r>
-      <w:r>
-        <w:rPr>
-          <w:rFonts w:hint="eastAsia"/>
-        </w:rPr>
-        <w:t>和延时余量。采用5</w:t>
+        <w:t>使用比较器、逻辑门实现基本逻辑功能，5</w:t>
       </w:r>
       <w:r>
         <w:t>55</w:t>
@@ -648,7 +503,13 @@
         <w:rPr>
           <w:rFonts w:hint="eastAsia"/>
         </w:rPr>
-        <w:t>定时器和高负载继电器，确保故障出现时安全回路被可靠断开。所有参考电位均有</w:t>
+        <w:t>定时器实现延时复位</w:t>
+      </w:r>
+      <w:r>
+        <w:rPr>
+          <w:rFonts w:hint="eastAsia"/>
+        </w:rPr>
+        <w:t>，确保故障出现时安全回路被可靠断开。所有参考电位均有</w:t>
       </w:r>
       <w:r>
         <w:rPr>
@@ -680,15 +541,7 @@
         <w:t>，</w:t>
       </w:r>
       <w:r>
-        <w:t>冲突清除至自动</w:t>
-      </w:r>
-      <w:proofErr w:type="gramStart"/>
-      <w:r>
-        <w:t>恢复约</w:t>
-      </w:r>
-      <w:proofErr w:type="gramEnd"/>
-      <w:r>
-        <w:t>14.1～14.2 s</w:t>
+        <w:t>冲突清除至自动恢复约14.1～14.2 s</w:t>
       </w:r>
       <w:r>
         <w:rPr>
@@ -707,19 +560,11 @@
       </w:r>
     </w:p>
     <w:p>
-      <w:proofErr w:type="gramStart"/>
-      <w:r>
-        <w:rPr>
-          <w:rFonts w:hint="eastAsia"/>
-        </w:rPr>
-        <w:t>实板测试</w:t>
-      </w:r>
-      <w:proofErr w:type="gramEnd"/>
-      <w:r>
-        <w:rPr>
-          <w:rFonts w:hint="eastAsia"/>
-        </w:rPr>
-        <w:t>采用Arduino</w:t>
+      <w:r>
+        <w:rPr>
+          <w:rFonts w:hint="eastAsia"/>
+        </w:rPr>
+        <w:t>实板测试采用Arduino</w:t>
       </w:r>
       <w:r>
         <w:t xml:space="preserve"> </w:t>

--- a/设计报告/设计报告.docx
+++ b/设计报告/设计报告.docx
@@ -2,6 +2,11 @@
 <file path=word/document.xml><?xml version="1.0" encoding="utf-8"?>
 <w:document xmlns:wpc="http://schemas.microsoft.com/office/word/2010/wordprocessingCanvas" xmlns:cx="http://schemas.microsoft.com/office/drawing/2014/chartex" xmlns:cx1="http://schemas.microsoft.com/office/drawing/2015/9/8/chartex" xmlns:cx2="http://schemas.microsoft.com/office/drawing/2015/10/21/chartex" xmlns:cx3="http://schemas.microsoft.com/office/drawing/2016/5/9/chartex" xmlns:cx4="http://schemas.microsoft.com/office/drawing/2016/5/10/chartex" xmlns:cx5="http://schemas.microsoft.com/office/drawing/2016/5/11/chartex" xmlns:cx6="http://schemas.microsoft.com/office/drawing/2016/5/12/chartex" xmlns:cx7="http://schemas.microsoft.com/office/drawing/2016/5/13/chartex" xmlns:cx8="http://schemas.microsoft.com/office/drawing/2016/5/14/chartex" xmlns:mc="http://schemas.openxmlformats.org/markup-compatibility/2006" xmlns:aink="http://schemas.microsoft.com/office/drawing/2016/ink" xmlns:am3d="http://schemas.microsoft.com/office/drawing/2017/model3d" xmlns:o="urn:schemas-microsoft-com:office:office" xmlns:r="http://schemas.openxmlformats.org/officeDocument/2006/relationships" xmlns:m="http://schemas.openxmlformats.org/officeDocument/2006/math" xmlns:v="urn:schemas-microsoft-com:vml" xmlns:wp14="http://schemas.microsoft.com/office/word/2010/wordprocessingDrawing" xmlns:wp="http://schemas.openxmlformats.org/drawingml/2006/wordprocessingDrawing" xmlns:w10="urn:schemas-microsoft-com:office:word" xmlns:w="http://schemas.openxmlformats.org/wordprocessingml/2006/main" xmlns:w14="http://schemas.microsoft.com/office/word/2010/wordml" xmlns:w15="http://schemas.microsoft.com/office/word/2012/wordml" xmlns:w16cex="http://schemas.microsoft.com/office/word/2018/wordml/cex" xmlns:w16cid="http://schemas.microsoft.com/office/word/2016/wordml/cid" xmlns:w16="http://schemas.microsoft.com/office/word/2018/wordml" xmlns:w16sdtdh="http://schemas.microsoft.com/office/word/2020/wordml/sdtdatahash" xmlns:w16se="http://schemas.microsoft.com/office/word/2015/wordml/symex" xmlns:wpg="http://schemas.microsoft.com/office/word/2010/wordprocessingGroup" xmlns:wpi="http://schemas.microsoft.com/office/word/2010/wordprocessingInk" xmlns:wne="http://schemas.microsoft.com/office/word/2006/wordml" xmlns:wps="http://schemas.microsoft.com/office/word/2010/wordprocessingShape" mc:Ignorable="w14 w15 w16se w16cid w16 w16cex w16sdtdh wp14">
   <w:body>
+    <w:p>
+      <w:r>
+        <w:t>2026年10月16日资料入口更新  本文件为早期概述，当前答辩和接口定义统一参见同目录“答辩准备_20261016/RZS整车电气系统答辩准备材料.docx”及“全车接口与信号索引.md”。旧图和旧功能概括不能代替现版接线与验收。</w:t>
+      </w:r>
+    </w:p>
     <w:p>
       <w:pPr>
         <w:rPr>
